--- a/resources/MC451-501-AI-use-log.docx
+++ b/resources/MC451-501-AI-use-log.docx
@@ -140,7 +140,7 @@
         <w:pStyle w:val="FirstParagraph"/>
       </w:pPr>
       <w:r>
-        <w:t xml:space="preserve">You do not need to log spelling and grammar checks, single-word autocomplete, or suggestions you dismissed without reading. When in doubt, log it.</w:t>
+        <w:t>You do not need to log spelling and grammar checks, single-word autocomplete, suggestions you dismissed without reading, or code the AURA Lab R Companion's menus wrote (it is not AI). When in doubt, log it.</w:t>
       </w:r>
     </w:p>
     <w:p>

--- a/resources/MC451-501-AI-use-log.docx
+++ b/resources/MC451-501-AI-use-log.docx
@@ -273,6 +273,14 @@
       </w:r>
       <w:r>
         <w:t xml:space="preserve">“Copilot in VS Code. I asked for a ggplot() call for a bar chart of tone by viewer band. It gave me working code with default labels. I kept the structure, wrote my own axis labels and caption, and checked each bar against my count() table before keeping it.”</w:t>
+      </w:r>
+    </w:p>
+    <w:p>
+      <w:pPr>
+        <w:pStyle w:val="FirstParagraph"/>
+      </w:pPr>
+      <w:r>
+        <w:t>A second example, for a Copilot exchange that used a Companion tool: “Copilot Chat, using the R Companion’s check-my-test-choice tool. I asked whether a chi-square fit viewer band by channel type. It said the two categorical variables fit. I checked both variable types against Chapter 13 and wrote my own reason.”</w:t>
       </w:r>
     </w:p>
     <w:p>
